--- a/docs/cyberscore-final-report.docx
+++ b/docs/cyberscore-final-report.docx
@@ -16,7 +16,7 @@
           <w:color w:val="0F172A"/>
           <w:sz w:val="56"/>
         </w:rPr>
-        <w:t>CyberScore</w:t>
+        <w:t>CyMetric</w:t>
       </w:r>
     </w:p>
     <w:p>
@@ -165,7 +165,7 @@
           <w:color w:val="0F172A"/>
           <w:sz w:val="22"/>
         </w:rPr>
-        <w:t>CyberScore is a mobile-first SaaS that lets a company check its own cybersecurity health in about thirty minutes. The user answers 46 questions split across three areas: People (workforce hygiene), Process (operational discipline), and Company (governance and risk). The app then gives them a live numeric score from zero to one hundred, shows which areas are weak, and offers personalised remediation suggestions. There is also a built-in AI advisor chat that grounds every reply in the user's actual scorecard, so the advice is specific to them rather than generic.</w:t>
+        <w:t>CyMetric is a mobile-first SaaS that lets a company check its own cybersecurity health in about thirty minutes. The user answers 46 questions split across three areas: People (workforce hygiene), Process (operational discipline), and Company (governance and risk). The app then gives them a live numeric score from zero to one hundred, shows which areas are weak, and offers personalised remediation suggestions. There is also a built-in AI advisor chat that grounds every reply in the user's actual scorecard, so the advice is specific to them rather than generic.</w:t>
       </w:r>
     </w:p>
     <w:p>
@@ -248,7 +248,7 @@
           <w:color w:val="0F172A"/>
           <w:sz w:val="22"/>
         </w:rPr>
-        <w:t>CyberScore solves this by giving the company a structured self-assessment that takes about thirty minutes. At the end the company knows three things: what is their current score, where are the weakest areas, and what are the next three actions to take. It is not a substitute for a real audit, but it is a cheap and useful first step that any founder or IT lead can complete on their phone in one sitting.</w:t>
+        <w:t>CyMetric solves this by giving the company a structured self-assessment that takes about thirty minutes. At the end the company knows three things: what is their current score, where are the weakest areas, and what are the next three actions to take. It is not a substitute for a real audit, but it is a cheap and useful first step that any founder or IT lead can complete on their phone in one sitting.</w:t>
       </w:r>
     </w:p>
     <w:p>
@@ -275,7 +275,7 @@
           <w:color w:val="0F172A"/>
           <w:sz w:val="22"/>
         </w:rPr>
-        <w:t>CyberScore has three parts that work together.</w:t>
+        <w:t>CyMetric has three parts that work together.</w:t>
       </w:r>
     </w:p>
     <w:p>
@@ -3457,7 +3457,7 @@
           <w:color w:val="0F172A"/>
           <w:sz w:val="22"/>
         </w:rPr>
-        <w:t>Brevo's free tier rewrites the sender email to a generic relay domain. Display name CyberScore is preserved.</w:t>
+        <w:t>Brevo's free tier rewrites the sender email to a generic relay domain. Display name CyMetric is preserved.</w:t>
       </w:r>
     </w:p>
     <w:p>
@@ -3771,7 +3771,7 @@
           <w:color w:val="0F172A"/>
           <w:sz w:val="22"/>
         </w:rPr>
-        <w:t>CyberScore started as a five-week capstone and ended as a real, working, deployed product. The mobile app installs on a real Android phone. The API runs on Vercel. The database lives in Singapore. Emails arrive in real inboxes. The full happy path works end to end.</w:t>
+        <w:t>CyMetric started as a five-week capstone and ended as a real, working, deployed product. The mobile app installs on a real Android phone. The API runs on Vercel. The database lives in Singapore. Emails arrive in real inboxes. The full happy path works end to end.</w:t>
       </w:r>
     </w:p>
     <w:p>
@@ -4651,7 +4651,7 @@
           <w:color w:val="0F172A"/>
           <w:sz w:val="22"/>
         </w:rPr>
-        <w:t>Title: CyberScore. A Cybersecurity Health Scorecard for Organisations.</w:t>
+        <w:t>Title: CyMetric. A Cybersecurity Health Scorecard for Organisations.</w:t>
       </w:r>
     </w:p>
     <w:p>
@@ -4678,7 +4678,7 @@
           <w:color w:val="0F172A"/>
           <w:sz w:val="22"/>
         </w:rPr>
-        <w:t>Project name in large type: CyberScore</w:t>
+        <w:t>Project name in large type: CyMetric</w:t>
       </w:r>
     </w:p>
     <w:p>
@@ -4771,7 +4771,7 @@
           <w:color w:val="475569"/>
           <w:sz w:val="22"/>
         </w:rPr>
-        <w:t>Introduce yourself, name the project, name the mentor and the institution. One sentence about what CyberScore is. A mobile app that lets a company check its cybersecurity health in thirty minutes and get specific advice on what to fix next.</w:t>
+        <w:t>Introduce yourself, name the project, name the mentor and the institution. One sentence about what CyMetric is. A mobile app that lets a company check its cybersecurity health in thirty minutes and get specific advice on what to fix next.</w:t>
       </w:r>
     </w:p>
     <w:p>
@@ -4798,7 +4798,7 @@
           <w:color w:val="0F172A"/>
           <w:sz w:val="22"/>
         </w:rPr>
-        <w:t>Title: The Problem, and What CyberScore Does</w:t>
+        <w:t>Title: The Problem, and What CyMetric Does</w:t>
       </w:r>
     </w:p>
     <w:p>
@@ -4945,7 +4945,7 @@
           <w:color w:val="475569"/>
           <w:sz w:val="22"/>
         </w:rPr>
-        <w:t>Describe the problem in plain language. A founder running a small fintech with five engineers cannot afford a security audit. They know they should do something but they do not know what. CyberScore is a structured self-assessment that gives them a score, shows them where they are weak, and tells them the next three actions. Not a replacement for a real audit, but a cheap and useful first step.</w:t>
+        <w:t>Describe the problem in plain language. A founder running a small fintech with five engineers cannot afford a security audit. They know they should do something but they do not know what. CyMetric is a structured self-assessment that gives them a score, shows them where they are weak, and tells them the next three actions. Not a replacement for a real audit, but a cheap and useful first step.</w:t>
       </w:r>
     </w:p>
     <w:p>
@@ -5896,7 +5896,7 @@
         <w:color w:val="475569"/>
         <w:sz w:val="16"/>
       </w:rPr>
-      <w:t xml:space="preserve">CyberScore. Final report. Saanvi Vishal, IIIT Bangalore. Page </w:t>
+      <w:t xml:space="preserve">CyMetric. Final report. Saanvi Vishal, IIIT Bangalore. Page </w:t>
     </w:r>
     <w:r>
       <w:fldChar w:fldCharType="begin"/>
